--- a/data/sites/manufacturing/Quality Assurance/incoming-material-inspection-procedure (copy).docx
+++ b/data/sites/manufacturing/Quality Assurance/incoming-material-inspection-procedure (copy).docx
@@ -260,7 +260,7 @@
           <w:color w:val="808080"/>
           <w:sz w:val="16"/>
         </w:rPr>
-        <w:t>Page 1 of 12 | Manufacturing Knowledge Hub | Quality Assurance | SharePoint Online</w:t>
+        <w:t>Page 1 of 5 | Manufacturing Knowledge Hub | Quality Assurance | SharePoint Online</w:t>
       </w:r>
     </w:p>
     <w:p>
@@ -587,7 +587,7 @@
           <w:color w:val="808080"/>
           <w:sz w:val="16"/>
         </w:rPr>
-        <w:t>Page 2 of 12 | Manufacturing Knowledge Hub | Quality Assurance | SharePoint Online</w:t>
+        <w:t>Page 2 of 5 | Manufacturing Knowledge Hub | Quality Assurance | SharePoint Online</w:t>
       </w:r>
     </w:p>
     <w:p>
@@ -878,7 +878,7 @@
           <w:color w:val="808080"/>
           <w:sz w:val="16"/>
         </w:rPr>
-        <w:t>Page 3 of 12 | Manufacturing Knowledge Hub | Quality Assurance | SharePoint Online</w:t>
+        <w:t>Page 3 of 5 | Manufacturing Knowledge Hub | Quality Assurance | SharePoint Online</w:t>
       </w:r>
     </w:p>
     <w:p>
@@ -1205,7 +1205,7 @@
           <w:color w:val="808080"/>
           <w:sz w:val="16"/>
         </w:rPr>
-        <w:t>Page 4 of 12 | Manufacturing Knowledge Hub | Quality Assurance | SharePoint Online</w:t>
+        <w:t>Page 4 of 5 | Manufacturing Knowledge Hub | Quality Assurance | SharePoint Online</w:t>
       </w:r>
     </w:p>
     <w:p>
@@ -1218,12 +1218,12 @@
         <w:pStyle w:val="Heading1"/>
       </w:pPr>
       <w:r>
-        <w:t>Section 5: Roles, Responsibilities &amp; RACI</w:t>
+        <w:t>Section 5: Appendix, Lineage &amp; Sign-off</w:t>
       </w:r>
     </w:p>
     <w:p>
       <w:r>
-        <w:t>Defines the sampling plan, acceptance criteria, and disposition process for raw materials received from approved suppliers. Section 5 (Roles, Responsibilities &amp; RACI) applies to Quality Assurance within Manufacturing Knowledge Hub and is maintained by Linda Park. Clarifies ownership across accountable executives, operational leads, and reviewers.</w:t>
+        <w:t>Defines the sampling plan, acceptance criteria, and disposition process for raw materials received from approved suppliers. Section 5 (Appendix, Lineage &amp; Sign-off) applies to Quality Assurance within Manufacturing Knowledge Hub and is maintained by Linda Park. Records document lineage, governance metadata, version history, and owner sign-off.</w:t>
       </w:r>
     </w:p>
     <w:p>
@@ -1496,2188 +1496,7 @@
           <w:color w:val="808080"/>
           <w:sz w:val="16"/>
         </w:rPr>
-        <w:t>Page 5 of 12 | Manufacturing Knowledge Hub | Quality Assurance | SharePoint Online</w:t>
-      </w:r>
-    </w:p>
-    <w:p>
-      <w:r>
-        <w:br w:type="page"/>
-      </w:r>
-    </w:p>
-    <w:p>
-      <w:pPr>
-        <w:pStyle w:val="Heading1"/>
-      </w:pPr>
-      <w:r>
-        <w:t>Section 6: Standard Operating Procedures</w:t>
-      </w:r>
-    </w:p>
-    <w:p>
-      <w:r>
-        <w:t>Defines the sampling plan, acceptance criteria, and disposition process for raw materials received from approved suppliers. Section 6 (Standard Operating Procedures) applies to Quality Assurance within Manufacturing Knowledge Hub and is maintained by Linda Park. Provides step-by-step execution checklists, intake criteria, and verification gates.</w:t>
-      </w:r>
-    </w:p>
-    <w:p>
-      <w:r>
-        <w:t>Operational requirement 6.1: Dimensional checks use calibrated gauges logged against the calibration schedule. Secondary control 6.2: Nonconforming lots are quarantined and tagged pending Material Review Board decision.</w:t>
-      </w:r>
-    </w:p>
-    <w:p>
-      <w:pPr>
-        <w:pStyle w:val="ListBullet"/>
-      </w:pPr>
-      <w:r>
-        <w:t>Dimensional checks use calibrated gauges logged against the calibration schedule.</w:t>
-      </w:r>
-    </w:p>
-    <w:p>
-      <w:pPr>
-        <w:pStyle w:val="ListBullet"/>
-      </w:pPr>
-      <w:r>
-        <w:t>Nonconforming lots are quarantined and tagged pending Material Review Board decision.</w:t>
-      </w:r>
-    </w:p>
-    <w:p>
-      <w:pPr>
-        <w:pStyle w:val="ListBullet"/>
-      </w:pPr>
-      <w:r>
-        <w:t>Section 6 review cadence is tracked by Linda Park under Quality Assurance governance.</w:t>
-      </w:r>
-    </w:p>
-    <w:tbl>
-      <w:tblPr>
-        <w:tblStyle w:val="LightGrid-Accent1"/>
-        <w:tblW w:type="auto" w:w="0"/>
-        <w:tblLook w:firstColumn="1" w:firstRow="1" w:lastColumn="0" w:lastRow="0" w:noHBand="0" w:noVBand="1" w:val="04A0"/>
-      </w:tblPr>
-      <w:tblGrid>
-        <w:gridCol w:w="2160"/>
-        <w:gridCol w:w="2160"/>
-        <w:gridCol w:w="2160"/>
-        <w:gridCol w:w="2160"/>
-      </w:tblGrid>
-      <w:tr>
-        <w:tc>
-          <w:tcPr>
-            <w:tcW w:type="dxa" w:w="2160"/>
-          </w:tcPr>
-          <w:p>
-            <w:r>
-              <w:rPr>
-                <w:b/>
-              </w:rPr>
-              <w:t>Control Area</w:t>
-            </w:r>
-          </w:p>
-        </w:tc>
-        <w:tc>
-          <w:tcPr>
-            <w:tcW w:type="dxa" w:w="2160"/>
-          </w:tcPr>
-          <w:p>
-            <w:r>
-              <w:rPr>
-                <w:b/>
-              </w:rPr>
-              <w:t>Owner</w:t>
-            </w:r>
-          </w:p>
-        </w:tc>
-        <w:tc>
-          <w:tcPr>
-            <w:tcW w:type="dxa" w:w="2160"/>
-          </w:tcPr>
-          <w:p>
-            <w:r>
-              <w:rPr>
-                <w:b/>
-              </w:rPr>
-              <w:t>Target SLA</w:t>
-            </w:r>
-          </w:p>
-        </w:tc>
-        <w:tc>
-          <w:tcPr>
-            <w:tcW w:type="dxa" w:w="2160"/>
-          </w:tcPr>
-          <w:p>
-            <w:r>
-              <w:rPr>
-                <w:b/>
-              </w:rPr>
-              <w:t>Verification Status</w:t>
-            </w:r>
-          </w:p>
-        </w:tc>
-      </w:tr>
-      <w:tr>
-        <w:tc>
-          <w:tcPr>
-            <w:tcW w:type="dxa" w:w="2160"/>
-          </w:tcPr>
-          <w:p>
-            <w:r>
-              <w:t>Quality Assurance</w:t>
-            </w:r>
-          </w:p>
-        </w:tc>
-        <w:tc>
-          <w:tcPr>
-            <w:tcW w:type="dxa" w:w="2160"/>
-          </w:tcPr>
-          <w:p>
-            <w:r>
-              <w:t>Linda Park</w:t>
-            </w:r>
-          </w:p>
-        </w:tc>
-        <w:tc>
-          <w:tcPr>
-            <w:tcW w:type="dxa" w:w="2160"/>
-          </w:tcPr>
-          <w:p>
-            <w:r>
-              <w:t>5 business days</w:t>
-            </w:r>
-          </w:p>
-        </w:tc>
-        <w:tc>
-          <w:tcPr>
-            <w:tcW w:type="dxa" w:w="2160"/>
-          </w:tcPr>
-          <w:p>
-            <w:r>
-              <w:t>Verified</w:t>
-            </w:r>
-          </w:p>
-        </w:tc>
-      </w:tr>
-      <w:tr>
-        <w:tc>
-          <w:tcPr>
-            <w:tcW w:type="dxa" w:w="2160"/>
-          </w:tcPr>
-          <w:p>
-            <w:r>
-              <w:t>Incoming Material Inspection Gate 1</w:t>
-            </w:r>
-          </w:p>
-        </w:tc>
-        <w:tc>
-          <w:tcPr>
-            <w:tcW w:type="dxa" w:w="2160"/>
-          </w:tcPr>
-          <w:p>
-            <w:r>
-              <w:t>Linda Park</w:t>
-            </w:r>
-          </w:p>
-        </w:tc>
-        <w:tc>
-          <w:tcPr>
-            <w:tcW w:type="dxa" w:w="2160"/>
-          </w:tcPr>
-          <w:p>
-            <w:r>
-              <w:t>3 business days</w:t>
-            </w:r>
-          </w:p>
-        </w:tc>
-        <w:tc>
-          <w:tcPr>
-            <w:tcW w:type="dxa" w:w="2160"/>
-          </w:tcPr>
-          <w:p>
-            <w:r>
-              <w:t>Active</w:t>
-            </w:r>
-          </w:p>
-        </w:tc>
-      </w:tr>
-      <w:tr>
-        <w:tc>
-          <w:tcPr>
-            <w:tcW w:type="dxa" w:w="2160"/>
-          </w:tcPr>
-          <w:p>
-            <w:r>
-              <w:t>Incoming Material Inspection Gate 2</w:t>
-            </w:r>
-          </w:p>
-        </w:tc>
-        <w:tc>
-          <w:tcPr>
-            <w:tcW w:type="dxa" w:w="2160"/>
-          </w:tcPr>
-          <w:p>
-            <w:r>
-              <w:t>Linda Park</w:t>
-            </w:r>
-          </w:p>
-        </w:tc>
-        <w:tc>
-          <w:tcPr>
-            <w:tcW w:type="dxa" w:w="2160"/>
-          </w:tcPr>
-          <w:p>
-            <w:r>
-              <w:t>10 business days</w:t>
-            </w:r>
-          </w:p>
-        </w:tc>
-        <w:tc>
-          <w:tcPr>
-            <w:tcW w:type="dxa" w:w="2160"/>
-          </w:tcPr>
-          <w:p>
-            <w:r>
-              <w:t>Monitored</w:t>
-            </w:r>
-          </w:p>
-        </w:tc>
-      </w:tr>
-      <w:tr>
-        <w:tc>
-          <w:tcPr>
-            <w:tcW w:type="dxa" w:w="2160"/>
-          </w:tcPr>
-          <w:p>
-            <w:r>
-              <w:t>Sec-6</w:t>
-            </w:r>
-          </w:p>
-        </w:tc>
-        <w:tc>
-          <w:tcPr>
-            <w:tcW w:type="dxa" w:w="2160"/>
-          </w:tcPr>
-          <w:p>
-            <w:r>
-              <w:t>Linda Park</w:t>
-            </w:r>
-          </w:p>
-        </w:tc>
-        <w:tc>
-          <w:tcPr>
-            <w:tcW w:type="dxa" w:w="2160"/>
-          </w:tcPr>
-          <w:p>
-            <w:r>
-              <w:t>10 business days</w:t>
-            </w:r>
-          </w:p>
-        </w:tc>
-        <w:tc>
-          <w:tcPr>
-            <w:tcW w:type="dxa" w:w="2160"/>
-          </w:tcPr>
-          <w:p>
-            <w:r>
-              <w:t>Stage 6 Verified</w:t>
-            </w:r>
-          </w:p>
-        </w:tc>
-      </w:tr>
-    </w:tbl>
-    <w:p>
-      <w:r>
-        <w:drawing>
-          <wp:inline xmlns:a="http://schemas.openxmlformats.org/drawingml/2006/main" xmlns:pic="http://schemas.openxmlformats.org/drawingml/2006/picture">
-            <wp:extent cx="5303520" cy="1744579"/>
-            <wp:docPr id="3" name="Picture 3"/>
-            <wp:cNvGraphicFramePr>
-              <a:graphicFrameLocks noChangeAspect="1"/>
-            </wp:cNvGraphicFramePr>
-            <a:graphic>
-              <a:graphicData uri="http://schemas.openxmlformats.org/drawingml/2006/picture">
-                <pic:pic>
-                  <pic:nvPicPr>
-                    <pic:cNvPr id="0" name="image.png"/>
-                    <pic:cNvPicPr/>
-                  </pic:nvPicPr>
-                  <pic:blipFill>
-                    <a:blip r:embed="rId9"/>
-                    <a:stretch>
-                      <a:fillRect/>
-                    </a:stretch>
-                  </pic:blipFill>
-                  <pic:spPr>
-                    <a:xfrm>
-                      <a:off x="0" y="0"/>
-                      <a:ext cx="5303520" cy="1744579"/>
-                    </a:xfrm>
-                    <a:prstGeom prst="rect"/>
-                  </pic:spPr>
-                </pic:pic>
-              </a:graphicData>
-            </a:graphic>
-          </wp:inline>
-        </w:drawing>
-      </w:r>
-    </w:p>
-    <w:p>
-      <w:r>
-        <w:rPr>
-          <w:color w:val="808080"/>
-          <w:sz w:val="16"/>
-        </w:rPr>
-        <w:t>Page 6 of 12 | Manufacturing Knowledge Hub | Quality Assurance | SharePoint Online</w:t>
-      </w:r>
-    </w:p>
-    <w:p>
-      <w:r>
-        <w:br w:type="page"/>
-      </w:r>
-    </w:p>
-    <w:p>
-      <w:pPr>
-        <w:pStyle w:val="Heading1"/>
-      </w:pPr>
-      <w:r>
-        <w:t>Section 7: Risk Register &amp; Mitigations</w:t>
-      </w:r>
-    </w:p>
-    <w:p>
-      <w:r>
-        <w:t>Defines the sampling plan, acceptance criteria, and disposition process for raw materials received from approved suppliers. Section 7 (Risk Register &amp; Mitigations) applies to Quality Assurance within Manufacturing Knowledge Hub and is maintained by Linda Park. Catalogs operational, compliance, and delivery risks alongside preventive mitigations.</w:t>
-      </w:r>
-    </w:p>
-    <w:p>
-      <w:r>
-        <w:t>Operational requirement 7.1: Nonconforming lots are quarantined and tagged pending Material Review Board decision. Secondary control 7.2: Supplier is notified within 24 hours of any lot rejection with supporting measurement data.</w:t>
-      </w:r>
-    </w:p>
-    <w:p>
-      <w:pPr>
-        <w:pStyle w:val="ListBullet"/>
-      </w:pPr>
-      <w:r>
-        <w:t>Nonconforming lots are quarantined and tagged pending Material Review Board decision.</w:t>
-      </w:r>
-    </w:p>
-    <w:p>
-      <w:pPr>
-        <w:pStyle w:val="ListBullet"/>
-      </w:pPr>
-      <w:r>
-        <w:t>Supplier is notified within 24 hours of any lot rejection with supporting measurement data.</w:t>
-      </w:r>
-    </w:p>
-    <w:p>
-      <w:pPr>
-        <w:pStyle w:val="ListBullet"/>
-      </w:pPr>
-      <w:r>
-        <w:t>Section 7 review cadence is tracked by Linda Park under Quality Assurance governance.</w:t>
-      </w:r>
-    </w:p>
-    <w:tbl>
-      <w:tblPr>
-        <w:tblStyle w:val="LightGrid-Accent1"/>
-        <w:tblW w:type="auto" w:w="0"/>
-        <w:tblLook w:firstColumn="1" w:firstRow="1" w:lastColumn="0" w:lastRow="0" w:noHBand="0" w:noVBand="1" w:val="04A0"/>
-      </w:tblPr>
-      <w:tblGrid>
-        <w:gridCol w:w="2160"/>
-        <w:gridCol w:w="2160"/>
-        <w:gridCol w:w="2160"/>
-        <w:gridCol w:w="2160"/>
-      </w:tblGrid>
-      <w:tr>
-        <w:tc>
-          <w:tcPr>
-            <w:tcW w:type="dxa" w:w="2160"/>
-          </w:tcPr>
-          <w:p>
-            <w:r>
-              <w:rPr>
-                <w:b/>
-              </w:rPr>
-              <w:t>Control Area</w:t>
-            </w:r>
-          </w:p>
-        </w:tc>
-        <w:tc>
-          <w:tcPr>
-            <w:tcW w:type="dxa" w:w="2160"/>
-          </w:tcPr>
-          <w:p>
-            <w:r>
-              <w:rPr>
-                <w:b/>
-              </w:rPr>
-              <w:t>Owner</w:t>
-            </w:r>
-          </w:p>
-        </w:tc>
-        <w:tc>
-          <w:tcPr>
-            <w:tcW w:type="dxa" w:w="2160"/>
-          </w:tcPr>
-          <w:p>
-            <w:r>
-              <w:rPr>
-                <w:b/>
-              </w:rPr>
-              <w:t>Target SLA</w:t>
-            </w:r>
-          </w:p>
-        </w:tc>
-        <w:tc>
-          <w:tcPr>
-            <w:tcW w:type="dxa" w:w="2160"/>
-          </w:tcPr>
-          <w:p>
-            <w:r>
-              <w:rPr>
-                <w:b/>
-              </w:rPr>
-              <w:t>Verification Status</w:t>
-            </w:r>
-          </w:p>
-        </w:tc>
-      </w:tr>
-      <w:tr>
-        <w:tc>
-          <w:tcPr>
-            <w:tcW w:type="dxa" w:w="2160"/>
-          </w:tcPr>
-          <w:p>
-            <w:r>
-              <w:t>Quality Assurance</w:t>
-            </w:r>
-          </w:p>
-        </w:tc>
-        <w:tc>
-          <w:tcPr>
-            <w:tcW w:type="dxa" w:w="2160"/>
-          </w:tcPr>
-          <w:p>
-            <w:r>
-              <w:t>Linda Park</w:t>
-            </w:r>
-          </w:p>
-        </w:tc>
-        <w:tc>
-          <w:tcPr>
-            <w:tcW w:type="dxa" w:w="2160"/>
-          </w:tcPr>
-          <w:p>
-            <w:r>
-              <w:t>5 business days</w:t>
-            </w:r>
-          </w:p>
-        </w:tc>
-        <w:tc>
-          <w:tcPr>
-            <w:tcW w:type="dxa" w:w="2160"/>
-          </w:tcPr>
-          <w:p>
-            <w:r>
-              <w:t>Verified</w:t>
-            </w:r>
-          </w:p>
-        </w:tc>
-      </w:tr>
-      <w:tr>
-        <w:tc>
-          <w:tcPr>
-            <w:tcW w:type="dxa" w:w="2160"/>
-          </w:tcPr>
-          <w:p>
-            <w:r>
-              <w:t>Incoming Material Inspection Gate 1</w:t>
-            </w:r>
-          </w:p>
-        </w:tc>
-        <w:tc>
-          <w:tcPr>
-            <w:tcW w:type="dxa" w:w="2160"/>
-          </w:tcPr>
-          <w:p>
-            <w:r>
-              <w:t>Linda Park</w:t>
-            </w:r>
-          </w:p>
-        </w:tc>
-        <w:tc>
-          <w:tcPr>
-            <w:tcW w:type="dxa" w:w="2160"/>
-          </w:tcPr>
-          <w:p>
-            <w:r>
-              <w:t>3 business days</w:t>
-            </w:r>
-          </w:p>
-        </w:tc>
-        <w:tc>
-          <w:tcPr>
-            <w:tcW w:type="dxa" w:w="2160"/>
-          </w:tcPr>
-          <w:p>
-            <w:r>
-              <w:t>Active</w:t>
-            </w:r>
-          </w:p>
-        </w:tc>
-      </w:tr>
-      <w:tr>
-        <w:tc>
-          <w:tcPr>
-            <w:tcW w:type="dxa" w:w="2160"/>
-          </w:tcPr>
-          <w:p>
-            <w:r>
-              <w:t>Incoming Material Inspection Gate 2</w:t>
-            </w:r>
-          </w:p>
-        </w:tc>
-        <w:tc>
-          <w:tcPr>
-            <w:tcW w:type="dxa" w:w="2160"/>
-          </w:tcPr>
-          <w:p>
-            <w:r>
-              <w:t>Linda Park</w:t>
-            </w:r>
-          </w:p>
-        </w:tc>
-        <w:tc>
-          <w:tcPr>
-            <w:tcW w:type="dxa" w:w="2160"/>
-          </w:tcPr>
-          <w:p>
-            <w:r>
-              <w:t>10 business days</w:t>
-            </w:r>
-          </w:p>
-        </w:tc>
-        <w:tc>
-          <w:tcPr>
-            <w:tcW w:type="dxa" w:w="2160"/>
-          </w:tcPr>
-          <w:p>
-            <w:r>
-              <w:t>Monitored</w:t>
-            </w:r>
-          </w:p>
-        </w:tc>
-      </w:tr>
-      <w:tr>
-        <w:tc>
-          <w:tcPr>
-            <w:tcW w:type="dxa" w:w="2160"/>
-          </w:tcPr>
-          <w:p>
-            <w:r>
-              <w:t>Sec-7</w:t>
-            </w:r>
-          </w:p>
-        </w:tc>
-        <w:tc>
-          <w:tcPr>
-            <w:tcW w:type="dxa" w:w="2160"/>
-          </w:tcPr>
-          <w:p>
-            <w:r>
-              <w:t>Linda Park</w:t>
-            </w:r>
-          </w:p>
-        </w:tc>
-        <w:tc>
-          <w:tcPr>
-            <w:tcW w:type="dxa" w:w="2160"/>
-          </w:tcPr>
-          <w:p>
-            <w:r>
-              <w:t>5 business days</w:t>
-            </w:r>
-          </w:p>
-        </w:tc>
-        <w:tc>
-          <w:tcPr>
-            <w:tcW w:type="dxa" w:w="2160"/>
-          </w:tcPr>
-          <w:p>
-            <w:r>
-              <w:t>Stage 7 Verified</w:t>
-            </w:r>
-          </w:p>
-        </w:tc>
-      </w:tr>
-    </w:tbl>
-    <w:p>
-      <w:r>
-        <w:rPr>
-          <w:color w:val="808080"/>
-          <w:sz w:val="16"/>
-        </w:rPr>
-        <w:t>Page 7 of 12 | Manufacturing Knowledge Hub | Quality Assurance | SharePoint Online</w:t>
-      </w:r>
-    </w:p>
-    <w:p>
-      <w:r>
-        <w:br w:type="page"/>
-      </w:r>
-    </w:p>
-    <w:p>
-      <w:pPr>
-        <w:pStyle w:val="Heading1"/>
-      </w:pPr>
-      <w:r>
-        <w:t>Section 8: Quality Assurance &amp; Audits</w:t>
-      </w:r>
-    </w:p>
-    <w:p>
-      <w:r>
-        <w:t>Defines the sampling plan, acceptance criteria, and disposition process for raw materials received from approved suppliers. Section 8 (Quality Assurance &amp; Audits) applies to Quality Assurance within Manufacturing Knowledge Hub and is maintained by Linda Park. Specifies sampling frequencies, inspection tolerances, and nonconformance workflows.</w:t>
-      </w:r>
-    </w:p>
-    <w:p>
-      <w:r>
-        <w:t>Operational requirement 8.1: Supplier is notified within 24 hours of any lot rejection with supporting measurement data. Secondary control 8.2: Sampling follows an AQL 1.0 plan based on lot size per ANSI/ASQ Z1.4.</w:t>
-      </w:r>
-    </w:p>
-    <w:p>
-      <w:pPr>
-        <w:pStyle w:val="ListBullet"/>
-      </w:pPr>
-      <w:r>
-        <w:t>Supplier is notified within 24 hours of any lot rejection with supporting measurement data.</w:t>
-      </w:r>
-    </w:p>
-    <w:p>
-      <w:pPr>
-        <w:pStyle w:val="ListBullet"/>
-      </w:pPr>
-      <w:r>
-        <w:t>Sampling follows an AQL 1.0 plan based on lot size per ANSI/ASQ Z1.4.</w:t>
-      </w:r>
-    </w:p>
-    <w:p>
-      <w:pPr>
-        <w:pStyle w:val="ListBullet"/>
-      </w:pPr>
-      <w:r>
-        <w:t>Section 8 review cadence is tracked by Linda Park under Quality Assurance governance.</w:t>
-      </w:r>
-    </w:p>
-    <w:tbl>
-      <w:tblPr>
-        <w:tblStyle w:val="LightGrid-Accent1"/>
-        <w:tblW w:type="auto" w:w="0"/>
-        <w:tblLook w:firstColumn="1" w:firstRow="1" w:lastColumn="0" w:lastRow="0" w:noHBand="0" w:noVBand="1" w:val="04A0"/>
-      </w:tblPr>
-      <w:tblGrid>
-        <w:gridCol w:w="2160"/>
-        <w:gridCol w:w="2160"/>
-        <w:gridCol w:w="2160"/>
-        <w:gridCol w:w="2160"/>
-      </w:tblGrid>
-      <w:tr>
-        <w:tc>
-          <w:tcPr>
-            <w:tcW w:type="dxa" w:w="2160"/>
-          </w:tcPr>
-          <w:p>
-            <w:r>
-              <w:rPr>
-                <w:b/>
-              </w:rPr>
-              <w:t>Control Area</w:t>
-            </w:r>
-          </w:p>
-        </w:tc>
-        <w:tc>
-          <w:tcPr>
-            <w:tcW w:type="dxa" w:w="2160"/>
-          </w:tcPr>
-          <w:p>
-            <w:r>
-              <w:rPr>
-                <w:b/>
-              </w:rPr>
-              <w:t>Owner</w:t>
-            </w:r>
-          </w:p>
-        </w:tc>
-        <w:tc>
-          <w:tcPr>
-            <w:tcW w:type="dxa" w:w="2160"/>
-          </w:tcPr>
-          <w:p>
-            <w:r>
-              <w:rPr>
-                <w:b/>
-              </w:rPr>
-              <w:t>Target SLA</w:t>
-            </w:r>
-          </w:p>
-        </w:tc>
-        <w:tc>
-          <w:tcPr>
-            <w:tcW w:type="dxa" w:w="2160"/>
-          </w:tcPr>
-          <w:p>
-            <w:r>
-              <w:rPr>
-                <w:b/>
-              </w:rPr>
-              <w:t>Verification Status</w:t>
-            </w:r>
-          </w:p>
-        </w:tc>
-      </w:tr>
-      <w:tr>
-        <w:tc>
-          <w:tcPr>
-            <w:tcW w:type="dxa" w:w="2160"/>
-          </w:tcPr>
-          <w:p>
-            <w:r>
-              <w:t>Quality Assurance</w:t>
-            </w:r>
-          </w:p>
-        </w:tc>
-        <w:tc>
-          <w:tcPr>
-            <w:tcW w:type="dxa" w:w="2160"/>
-          </w:tcPr>
-          <w:p>
-            <w:r>
-              <w:t>Linda Park</w:t>
-            </w:r>
-          </w:p>
-        </w:tc>
-        <w:tc>
-          <w:tcPr>
-            <w:tcW w:type="dxa" w:w="2160"/>
-          </w:tcPr>
-          <w:p>
-            <w:r>
-              <w:t>5 business days</w:t>
-            </w:r>
-          </w:p>
-        </w:tc>
-        <w:tc>
-          <w:tcPr>
-            <w:tcW w:type="dxa" w:w="2160"/>
-          </w:tcPr>
-          <w:p>
-            <w:r>
-              <w:t>Verified</w:t>
-            </w:r>
-          </w:p>
-        </w:tc>
-      </w:tr>
-      <w:tr>
-        <w:tc>
-          <w:tcPr>
-            <w:tcW w:type="dxa" w:w="2160"/>
-          </w:tcPr>
-          <w:p>
-            <w:r>
-              <w:t>Incoming Material Inspection Gate 1</w:t>
-            </w:r>
-          </w:p>
-        </w:tc>
-        <w:tc>
-          <w:tcPr>
-            <w:tcW w:type="dxa" w:w="2160"/>
-          </w:tcPr>
-          <w:p>
-            <w:r>
-              <w:t>Linda Park</w:t>
-            </w:r>
-          </w:p>
-        </w:tc>
-        <w:tc>
-          <w:tcPr>
-            <w:tcW w:type="dxa" w:w="2160"/>
-          </w:tcPr>
-          <w:p>
-            <w:r>
-              <w:t>3 business days</w:t>
-            </w:r>
-          </w:p>
-        </w:tc>
-        <w:tc>
-          <w:tcPr>
-            <w:tcW w:type="dxa" w:w="2160"/>
-          </w:tcPr>
-          <w:p>
-            <w:r>
-              <w:t>Active</w:t>
-            </w:r>
-          </w:p>
-        </w:tc>
-      </w:tr>
-      <w:tr>
-        <w:tc>
-          <w:tcPr>
-            <w:tcW w:type="dxa" w:w="2160"/>
-          </w:tcPr>
-          <w:p>
-            <w:r>
-              <w:t>Incoming Material Inspection Gate 2</w:t>
-            </w:r>
-          </w:p>
-        </w:tc>
-        <w:tc>
-          <w:tcPr>
-            <w:tcW w:type="dxa" w:w="2160"/>
-          </w:tcPr>
-          <w:p>
-            <w:r>
-              <w:t>Linda Park</w:t>
-            </w:r>
-          </w:p>
-        </w:tc>
-        <w:tc>
-          <w:tcPr>
-            <w:tcW w:type="dxa" w:w="2160"/>
-          </w:tcPr>
-          <w:p>
-            <w:r>
-              <w:t>10 business days</w:t>
-            </w:r>
-          </w:p>
-        </w:tc>
-        <w:tc>
-          <w:tcPr>
-            <w:tcW w:type="dxa" w:w="2160"/>
-          </w:tcPr>
-          <w:p>
-            <w:r>
-              <w:t>Monitored</w:t>
-            </w:r>
-          </w:p>
-        </w:tc>
-      </w:tr>
-      <w:tr>
-        <w:tc>
-          <w:tcPr>
-            <w:tcW w:type="dxa" w:w="2160"/>
-          </w:tcPr>
-          <w:p>
-            <w:r>
-              <w:t>Sec-8</w:t>
-            </w:r>
-          </w:p>
-        </w:tc>
-        <w:tc>
-          <w:tcPr>
-            <w:tcW w:type="dxa" w:w="2160"/>
-          </w:tcPr>
-          <w:p>
-            <w:r>
-              <w:t>Linda Park</w:t>
-            </w:r>
-          </w:p>
-        </w:tc>
-        <w:tc>
-          <w:tcPr>
-            <w:tcW w:type="dxa" w:w="2160"/>
-          </w:tcPr>
-          <w:p>
-            <w:r>
-              <w:t>3 business days</w:t>
-            </w:r>
-          </w:p>
-        </w:tc>
-        <w:tc>
-          <w:tcPr>
-            <w:tcW w:type="dxa" w:w="2160"/>
-          </w:tcPr>
-          <w:p>
-            <w:r>
-              <w:t>Stage 8 Verified</w:t>
-            </w:r>
-          </w:p>
-        </w:tc>
-      </w:tr>
-    </w:tbl>
-    <w:p>
-      <w:r>
-        <w:drawing>
-          <wp:inline xmlns:a="http://schemas.openxmlformats.org/drawingml/2006/main" xmlns:pic="http://schemas.openxmlformats.org/drawingml/2006/picture">
-            <wp:extent cx="5303520" cy="1744579"/>
-            <wp:docPr id="4" name="Picture 4"/>
-            <wp:cNvGraphicFramePr>
-              <a:graphicFrameLocks noChangeAspect="1"/>
-            </wp:cNvGraphicFramePr>
-            <a:graphic>
-              <a:graphicData uri="http://schemas.openxmlformats.org/drawingml/2006/picture">
-                <pic:pic>
-                  <pic:nvPicPr>
-                    <pic:cNvPr id="0" name="image.png"/>
-                    <pic:cNvPicPr/>
-                  </pic:nvPicPr>
-                  <pic:blipFill>
-                    <a:blip r:embed="rId10"/>
-                    <a:stretch>
-                      <a:fillRect/>
-                    </a:stretch>
-                  </pic:blipFill>
-                  <pic:spPr>
-                    <a:xfrm>
-                      <a:off x="0" y="0"/>
-                      <a:ext cx="5303520" cy="1744579"/>
-                    </a:xfrm>
-                    <a:prstGeom prst="rect"/>
-                  </pic:spPr>
-                </pic:pic>
-              </a:graphicData>
-            </a:graphic>
-          </wp:inline>
-        </w:drawing>
-      </w:r>
-    </w:p>
-    <w:p>
-      <w:r>
-        <w:rPr>
-          <w:color w:val="808080"/>
-          <w:sz w:val="16"/>
-        </w:rPr>
-        <w:t>Page 8 of 12 | Manufacturing Knowledge Hub | Quality Assurance | SharePoint Online</w:t>
-      </w:r>
-    </w:p>
-    <w:p>
-      <w:r>
-        <w:br w:type="page"/>
-      </w:r>
-    </w:p>
-    <w:p>
-      <w:pPr>
-        <w:pStyle w:val="Heading1"/>
-      </w:pPr>
-      <w:r>
-        <w:t>Section 9: Exception Handling &amp; Escalations</w:t>
-      </w:r>
-    </w:p>
-    <w:p>
-      <w:r>
-        <w:t>Defines the sampling plan, acceptance criteria, and disposition process for raw materials received from approved suppliers. Section 9 (Exception Handling &amp; Escalations) applies to Quality Assurance within Manufacturing Knowledge Hub and is maintained by Linda Park. Outlines severity tiers, response SLAs, and cross-functional escalation paths.</w:t>
-      </w:r>
-    </w:p>
-    <w:p>
-      <w:r>
-        <w:t>Operational requirement 9.1: Sampling follows an AQL 1.0 plan based on lot size per ANSI/ASQ Z1.4. Secondary control 9.2: Dimensional checks use calibrated gauges logged against the calibration schedule.</w:t>
-      </w:r>
-    </w:p>
-    <w:p>
-      <w:pPr>
-        <w:pStyle w:val="ListBullet"/>
-      </w:pPr>
-      <w:r>
-        <w:t>Sampling follows an AQL 1.0 plan based on lot size per ANSI/ASQ Z1.4.</w:t>
-      </w:r>
-    </w:p>
-    <w:p>
-      <w:pPr>
-        <w:pStyle w:val="ListBullet"/>
-      </w:pPr>
-      <w:r>
-        <w:t>Dimensional checks use calibrated gauges logged against the calibration schedule.</w:t>
-      </w:r>
-    </w:p>
-    <w:p>
-      <w:pPr>
-        <w:pStyle w:val="ListBullet"/>
-      </w:pPr>
-      <w:r>
-        <w:t>Section 9 review cadence is tracked by Linda Park under Quality Assurance governance.</w:t>
-      </w:r>
-    </w:p>
-    <w:tbl>
-      <w:tblPr>
-        <w:tblStyle w:val="LightGrid-Accent1"/>
-        <w:tblW w:type="auto" w:w="0"/>
-        <w:tblLook w:firstColumn="1" w:firstRow="1" w:lastColumn="0" w:lastRow="0" w:noHBand="0" w:noVBand="1" w:val="04A0"/>
-      </w:tblPr>
-      <w:tblGrid>
-        <w:gridCol w:w="2160"/>
-        <w:gridCol w:w="2160"/>
-        <w:gridCol w:w="2160"/>
-        <w:gridCol w:w="2160"/>
-      </w:tblGrid>
-      <w:tr>
-        <w:tc>
-          <w:tcPr>
-            <w:tcW w:type="dxa" w:w="2160"/>
-          </w:tcPr>
-          <w:p>
-            <w:r>
-              <w:rPr>
-                <w:b/>
-              </w:rPr>
-              <w:t>Control Area</w:t>
-            </w:r>
-          </w:p>
-        </w:tc>
-        <w:tc>
-          <w:tcPr>
-            <w:tcW w:type="dxa" w:w="2160"/>
-          </w:tcPr>
-          <w:p>
-            <w:r>
-              <w:rPr>
-                <w:b/>
-              </w:rPr>
-              <w:t>Owner</w:t>
-            </w:r>
-          </w:p>
-        </w:tc>
-        <w:tc>
-          <w:tcPr>
-            <w:tcW w:type="dxa" w:w="2160"/>
-          </w:tcPr>
-          <w:p>
-            <w:r>
-              <w:rPr>
-                <w:b/>
-              </w:rPr>
-              <w:t>Target SLA</w:t>
-            </w:r>
-          </w:p>
-        </w:tc>
-        <w:tc>
-          <w:tcPr>
-            <w:tcW w:type="dxa" w:w="2160"/>
-          </w:tcPr>
-          <w:p>
-            <w:r>
-              <w:rPr>
-                <w:b/>
-              </w:rPr>
-              <w:t>Verification Status</w:t>
-            </w:r>
-          </w:p>
-        </w:tc>
-      </w:tr>
-      <w:tr>
-        <w:tc>
-          <w:tcPr>
-            <w:tcW w:type="dxa" w:w="2160"/>
-          </w:tcPr>
-          <w:p>
-            <w:r>
-              <w:t>Quality Assurance</w:t>
-            </w:r>
-          </w:p>
-        </w:tc>
-        <w:tc>
-          <w:tcPr>
-            <w:tcW w:type="dxa" w:w="2160"/>
-          </w:tcPr>
-          <w:p>
-            <w:r>
-              <w:t>Linda Park</w:t>
-            </w:r>
-          </w:p>
-        </w:tc>
-        <w:tc>
-          <w:tcPr>
-            <w:tcW w:type="dxa" w:w="2160"/>
-          </w:tcPr>
-          <w:p>
-            <w:r>
-              <w:t>5 business days</w:t>
-            </w:r>
-          </w:p>
-        </w:tc>
-        <w:tc>
-          <w:tcPr>
-            <w:tcW w:type="dxa" w:w="2160"/>
-          </w:tcPr>
-          <w:p>
-            <w:r>
-              <w:t>Verified</w:t>
-            </w:r>
-          </w:p>
-        </w:tc>
-      </w:tr>
-      <w:tr>
-        <w:tc>
-          <w:tcPr>
-            <w:tcW w:type="dxa" w:w="2160"/>
-          </w:tcPr>
-          <w:p>
-            <w:r>
-              <w:t>Incoming Material Inspection Gate 1</w:t>
-            </w:r>
-          </w:p>
-        </w:tc>
-        <w:tc>
-          <w:tcPr>
-            <w:tcW w:type="dxa" w:w="2160"/>
-          </w:tcPr>
-          <w:p>
-            <w:r>
-              <w:t>Linda Park</w:t>
-            </w:r>
-          </w:p>
-        </w:tc>
-        <w:tc>
-          <w:tcPr>
-            <w:tcW w:type="dxa" w:w="2160"/>
-          </w:tcPr>
-          <w:p>
-            <w:r>
-              <w:t>3 business days</w:t>
-            </w:r>
-          </w:p>
-        </w:tc>
-        <w:tc>
-          <w:tcPr>
-            <w:tcW w:type="dxa" w:w="2160"/>
-          </w:tcPr>
-          <w:p>
-            <w:r>
-              <w:t>Active</w:t>
-            </w:r>
-          </w:p>
-        </w:tc>
-      </w:tr>
-      <w:tr>
-        <w:tc>
-          <w:tcPr>
-            <w:tcW w:type="dxa" w:w="2160"/>
-          </w:tcPr>
-          <w:p>
-            <w:r>
-              <w:t>Incoming Material Inspection Gate 2</w:t>
-            </w:r>
-          </w:p>
-        </w:tc>
-        <w:tc>
-          <w:tcPr>
-            <w:tcW w:type="dxa" w:w="2160"/>
-          </w:tcPr>
-          <w:p>
-            <w:r>
-              <w:t>Linda Park</w:t>
-            </w:r>
-          </w:p>
-        </w:tc>
-        <w:tc>
-          <w:tcPr>
-            <w:tcW w:type="dxa" w:w="2160"/>
-          </w:tcPr>
-          <w:p>
-            <w:r>
-              <w:t>10 business days</w:t>
-            </w:r>
-          </w:p>
-        </w:tc>
-        <w:tc>
-          <w:tcPr>
-            <w:tcW w:type="dxa" w:w="2160"/>
-          </w:tcPr>
-          <w:p>
-            <w:r>
-              <w:t>Monitored</w:t>
-            </w:r>
-          </w:p>
-        </w:tc>
-      </w:tr>
-      <w:tr>
-        <w:tc>
-          <w:tcPr>
-            <w:tcW w:type="dxa" w:w="2160"/>
-          </w:tcPr>
-          <w:p>
-            <w:r>
-              <w:t>Sec-9</w:t>
-            </w:r>
-          </w:p>
-        </w:tc>
-        <w:tc>
-          <w:tcPr>
-            <w:tcW w:type="dxa" w:w="2160"/>
-          </w:tcPr>
-          <w:p>
-            <w:r>
-              <w:t>Linda Park</w:t>
-            </w:r>
-          </w:p>
-        </w:tc>
-        <w:tc>
-          <w:tcPr>
-            <w:tcW w:type="dxa" w:w="2160"/>
-          </w:tcPr>
-          <w:p>
-            <w:r>
-              <w:t>10 business days</w:t>
-            </w:r>
-          </w:p>
-        </w:tc>
-        <w:tc>
-          <w:tcPr>
-            <w:tcW w:type="dxa" w:w="2160"/>
-          </w:tcPr>
-          <w:p>
-            <w:r>
-              <w:t>Stage 9 Verified</w:t>
-            </w:r>
-          </w:p>
-        </w:tc>
-      </w:tr>
-    </w:tbl>
-    <w:p>
-      <w:r>
-        <w:drawing>
-          <wp:inline xmlns:a="http://schemas.openxmlformats.org/drawingml/2006/main" xmlns:pic="http://schemas.openxmlformats.org/drawingml/2006/picture">
-            <wp:extent cx="5303520" cy="1744579"/>
-            <wp:docPr id="5" name="Picture 5"/>
-            <wp:cNvGraphicFramePr>
-              <a:graphicFrameLocks noChangeAspect="1"/>
-            </wp:cNvGraphicFramePr>
-            <a:graphic>
-              <a:graphicData uri="http://schemas.openxmlformats.org/drawingml/2006/picture">
-                <pic:pic>
-                  <pic:nvPicPr>
-                    <pic:cNvPr id="0" name="image.png"/>
-                    <pic:cNvPicPr/>
-                  </pic:nvPicPr>
-                  <pic:blipFill>
-                    <a:blip r:embed="rId9"/>
-                    <a:stretch>
-                      <a:fillRect/>
-                    </a:stretch>
-                  </pic:blipFill>
-                  <pic:spPr>
-                    <a:xfrm>
-                      <a:off x="0" y="0"/>
-                      <a:ext cx="5303520" cy="1744579"/>
-                    </a:xfrm>
-                    <a:prstGeom prst="rect"/>
-                  </pic:spPr>
-                </pic:pic>
-              </a:graphicData>
-            </a:graphic>
-          </wp:inline>
-        </w:drawing>
-      </w:r>
-    </w:p>
-    <w:p>
-      <w:r>
-        <w:rPr>
-          <w:color w:val="808080"/>
-          <w:sz w:val="16"/>
-        </w:rPr>
-        <w:t>Page 9 of 12 | Manufacturing Knowledge Hub | Quality Assurance | SharePoint Online</w:t>
-      </w:r>
-    </w:p>
-    <w:p>
-      <w:r>
-        <w:br w:type="page"/>
-      </w:r>
-    </w:p>
-    <w:p>
-      <w:pPr>
-        <w:pStyle w:val="Heading1"/>
-      </w:pPr>
-      <w:r>
-        <w:t>Section 10: Cross-Functional Dependencies</w:t>
-      </w:r>
-    </w:p>
-    <w:p>
-      <w:r>
-        <w:t>Defines the sampling plan, acceptance criteria, and disposition process for raw materials received from approved suppliers. Section 10 (Cross-Functional Dependencies) applies to Quality Assurance within Manufacturing Knowledge Hub and is maintained by Linda Park. Documents upstream and downstream team dependencies and service-level commitments.</w:t>
-      </w:r>
-    </w:p>
-    <w:p>
-      <w:r>
-        <w:t>Operational requirement 10.1: Dimensional checks use calibrated gauges logged against the calibration schedule. Secondary control 10.2: Nonconforming lots are quarantined and tagged pending Material Review Board decision.</w:t>
-      </w:r>
-    </w:p>
-    <w:p>
-      <w:pPr>
-        <w:pStyle w:val="ListBullet"/>
-      </w:pPr>
-      <w:r>
-        <w:t>Dimensional checks use calibrated gauges logged against the calibration schedule.</w:t>
-      </w:r>
-    </w:p>
-    <w:p>
-      <w:pPr>
-        <w:pStyle w:val="ListBullet"/>
-      </w:pPr>
-      <w:r>
-        <w:t>Nonconforming lots are quarantined and tagged pending Material Review Board decision.</w:t>
-      </w:r>
-    </w:p>
-    <w:p>
-      <w:pPr>
-        <w:pStyle w:val="ListBullet"/>
-      </w:pPr>
-      <w:r>
-        <w:t>Section 10 review cadence is tracked by Linda Park under Quality Assurance governance.</w:t>
-      </w:r>
-    </w:p>
-    <w:tbl>
-      <w:tblPr>
-        <w:tblStyle w:val="LightGrid-Accent1"/>
-        <w:tblW w:type="auto" w:w="0"/>
-        <w:tblLook w:firstColumn="1" w:firstRow="1" w:lastColumn="0" w:lastRow="0" w:noHBand="0" w:noVBand="1" w:val="04A0"/>
-      </w:tblPr>
-      <w:tblGrid>
-        <w:gridCol w:w="2160"/>
-        <w:gridCol w:w="2160"/>
-        <w:gridCol w:w="2160"/>
-        <w:gridCol w:w="2160"/>
-      </w:tblGrid>
-      <w:tr>
-        <w:tc>
-          <w:tcPr>
-            <w:tcW w:type="dxa" w:w="2160"/>
-          </w:tcPr>
-          <w:p>
-            <w:r>
-              <w:rPr>
-                <w:b/>
-              </w:rPr>
-              <w:t>Control Area</w:t>
-            </w:r>
-          </w:p>
-        </w:tc>
-        <w:tc>
-          <w:tcPr>
-            <w:tcW w:type="dxa" w:w="2160"/>
-          </w:tcPr>
-          <w:p>
-            <w:r>
-              <w:rPr>
-                <w:b/>
-              </w:rPr>
-              <w:t>Owner</w:t>
-            </w:r>
-          </w:p>
-        </w:tc>
-        <w:tc>
-          <w:tcPr>
-            <w:tcW w:type="dxa" w:w="2160"/>
-          </w:tcPr>
-          <w:p>
-            <w:r>
-              <w:rPr>
-                <w:b/>
-              </w:rPr>
-              <w:t>Target SLA</w:t>
-            </w:r>
-          </w:p>
-        </w:tc>
-        <w:tc>
-          <w:tcPr>
-            <w:tcW w:type="dxa" w:w="2160"/>
-          </w:tcPr>
-          <w:p>
-            <w:r>
-              <w:rPr>
-                <w:b/>
-              </w:rPr>
-              <w:t>Verification Status</w:t>
-            </w:r>
-          </w:p>
-        </w:tc>
-      </w:tr>
-      <w:tr>
-        <w:tc>
-          <w:tcPr>
-            <w:tcW w:type="dxa" w:w="2160"/>
-          </w:tcPr>
-          <w:p>
-            <w:r>
-              <w:t>Quality Assurance</w:t>
-            </w:r>
-          </w:p>
-        </w:tc>
-        <w:tc>
-          <w:tcPr>
-            <w:tcW w:type="dxa" w:w="2160"/>
-          </w:tcPr>
-          <w:p>
-            <w:r>
-              <w:t>Linda Park</w:t>
-            </w:r>
-          </w:p>
-        </w:tc>
-        <w:tc>
-          <w:tcPr>
-            <w:tcW w:type="dxa" w:w="2160"/>
-          </w:tcPr>
-          <w:p>
-            <w:r>
-              <w:t>5 business days</w:t>
-            </w:r>
-          </w:p>
-        </w:tc>
-        <w:tc>
-          <w:tcPr>
-            <w:tcW w:type="dxa" w:w="2160"/>
-          </w:tcPr>
-          <w:p>
-            <w:r>
-              <w:t>Verified</w:t>
-            </w:r>
-          </w:p>
-        </w:tc>
-      </w:tr>
-      <w:tr>
-        <w:tc>
-          <w:tcPr>
-            <w:tcW w:type="dxa" w:w="2160"/>
-          </w:tcPr>
-          <w:p>
-            <w:r>
-              <w:t>Incoming Material Inspection Gate 1</w:t>
-            </w:r>
-          </w:p>
-        </w:tc>
-        <w:tc>
-          <w:tcPr>
-            <w:tcW w:type="dxa" w:w="2160"/>
-          </w:tcPr>
-          <w:p>
-            <w:r>
-              <w:t>Linda Park</w:t>
-            </w:r>
-          </w:p>
-        </w:tc>
-        <w:tc>
-          <w:tcPr>
-            <w:tcW w:type="dxa" w:w="2160"/>
-          </w:tcPr>
-          <w:p>
-            <w:r>
-              <w:t>3 business days</w:t>
-            </w:r>
-          </w:p>
-        </w:tc>
-        <w:tc>
-          <w:tcPr>
-            <w:tcW w:type="dxa" w:w="2160"/>
-          </w:tcPr>
-          <w:p>
-            <w:r>
-              <w:t>Active</w:t>
-            </w:r>
-          </w:p>
-        </w:tc>
-      </w:tr>
-      <w:tr>
-        <w:tc>
-          <w:tcPr>
-            <w:tcW w:type="dxa" w:w="2160"/>
-          </w:tcPr>
-          <w:p>
-            <w:r>
-              <w:t>Incoming Material Inspection Gate 2</w:t>
-            </w:r>
-          </w:p>
-        </w:tc>
-        <w:tc>
-          <w:tcPr>
-            <w:tcW w:type="dxa" w:w="2160"/>
-          </w:tcPr>
-          <w:p>
-            <w:r>
-              <w:t>Linda Park</w:t>
-            </w:r>
-          </w:p>
-        </w:tc>
-        <w:tc>
-          <w:tcPr>
-            <w:tcW w:type="dxa" w:w="2160"/>
-          </w:tcPr>
-          <w:p>
-            <w:r>
-              <w:t>10 business days</w:t>
-            </w:r>
-          </w:p>
-        </w:tc>
-        <w:tc>
-          <w:tcPr>
-            <w:tcW w:type="dxa" w:w="2160"/>
-          </w:tcPr>
-          <w:p>
-            <w:r>
-              <w:t>Monitored</w:t>
-            </w:r>
-          </w:p>
-        </w:tc>
-      </w:tr>
-      <w:tr>
-        <w:tc>
-          <w:tcPr>
-            <w:tcW w:type="dxa" w:w="2160"/>
-          </w:tcPr>
-          <w:p>
-            <w:r>
-              <w:t>Sec-10</w:t>
-            </w:r>
-          </w:p>
-        </w:tc>
-        <w:tc>
-          <w:tcPr>
-            <w:tcW w:type="dxa" w:w="2160"/>
-          </w:tcPr>
-          <w:p>
-            <w:r>
-              <w:t>Linda Park</w:t>
-            </w:r>
-          </w:p>
-        </w:tc>
-        <w:tc>
-          <w:tcPr>
-            <w:tcW w:type="dxa" w:w="2160"/>
-          </w:tcPr>
-          <w:p>
-            <w:r>
-              <w:t>5 business days</w:t>
-            </w:r>
-          </w:p>
-        </w:tc>
-        <w:tc>
-          <w:tcPr>
-            <w:tcW w:type="dxa" w:w="2160"/>
-          </w:tcPr>
-          <w:p>
-            <w:r>
-              <w:t>Stage 10 Verified</w:t>
-            </w:r>
-          </w:p>
-        </w:tc>
-      </w:tr>
-    </w:tbl>
-    <w:p>
-      <w:r>
-        <w:rPr>
-          <w:color w:val="808080"/>
-          <w:sz w:val="16"/>
-        </w:rPr>
-        <w:t>Page 10 of 12 | Manufacturing Knowledge Hub | Quality Assurance | SharePoint Online</w:t>
-      </w:r>
-    </w:p>
-    <w:p>
-      <w:r>
-        <w:br w:type="page"/>
-      </w:r>
-    </w:p>
-    <w:p>
-      <w:pPr>
-        <w:pStyle w:val="Heading1"/>
-      </w:pPr>
-      <w:r>
-        <w:t>Section 11: Continuous Improvement Roadmap</w:t>
-      </w:r>
-    </w:p>
-    <w:p>
-      <w:r>
-        <w:t>Defines the sampling plan, acceptance criteria, and disposition process for raw materials received from approved suppliers. Section 11 (Continuous Improvement Roadmap) applies to Quality Assurance within Manufacturing Knowledge Hub and is maintained by Linda Park. Schedules quarterly optimization milestones, automation targets, and capability reviews.</w:t>
-      </w:r>
-    </w:p>
-    <w:p>
-      <w:r>
-        <w:t>Operational requirement 11.1: Nonconforming lots are quarantined and tagged pending Material Review Board decision. Secondary control 11.2: Supplier is notified within 24 hours of any lot rejection with supporting measurement data.</w:t>
-      </w:r>
-    </w:p>
-    <w:p>
-      <w:pPr>
-        <w:pStyle w:val="ListBullet"/>
-      </w:pPr>
-      <w:r>
-        <w:t>Nonconforming lots are quarantined and tagged pending Material Review Board decision.</w:t>
-      </w:r>
-    </w:p>
-    <w:p>
-      <w:pPr>
-        <w:pStyle w:val="ListBullet"/>
-      </w:pPr>
-      <w:r>
-        <w:t>Supplier is notified within 24 hours of any lot rejection with supporting measurement data.</w:t>
-      </w:r>
-    </w:p>
-    <w:p>
-      <w:pPr>
-        <w:pStyle w:val="ListBullet"/>
-      </w:pPr>
-      <w:r>
-        <w:t>Section 11 review cadence is tracked by Linda Park under Quality Assurance governance.</w:t>
-      </w:r>
-    </w:p>
-    <w:tbl>
-      <w:tblPr>
-        <w:tblStyle w:val="LightGrid-Accent1"/>
-        <w:tblW w:type="auto" w:w="0"/>
-        <w:tblLook w:firstColumn="1" w:firstRow="1" w:lastColumn="0" w:lastRow="0" w:noHBand="0" w:noVBand="1" w:val="04A0"/>
-      </w:tblPr>
-      <w:tblGrid>
-        <w:gridCol w:w="2160"/>
-        <w:gridCol w:w="2160"/>
-        <w:gridCol w:w="2160"/>
-        <w:gridCol w:w="2160"/>
-      </w:tblGrid>
-      <w:tr>
-        <w:tc>
-          <w:tcPr>
-            <w:tcW w:type="dxa" w:w="2160"/>
-          </w:tcPr>
-          <w:p>
-            <w:r>
-              <w:rPr>
-                <w:b/>
-              </w:rPr>
-              <w:t>Control Area</w:t>
-            </w:r>
-          </w:p>
-        </w:tc>
-        <w:tc>
-          <w:tcPr>
-            <w:tcW w:type="dxa" w:w="2160"/>
-          </w:tcPr>
-          <w:p>
-            <w:r>
-              <w:rPr>
-                <w:b/>
-              </w:rPr>
-              <w:t>Owner</w:t>
-            </w:r>
-          </w:p>
-        </w:tc>
-        <w:tc>
-          <w:tcPr>
-            <w:tcW w:type="dxa" w:w="2160"/>
-          </w:tcPr>
-          <w:p>
-            <w:r>
-              <w:rPr>
-                <w:b/>
-              </w:rPr>
-              <w:t>Target SLA</w:t>
-            </w:r>
-          </w:p>
-        </w:tc>
-        <w:tc>
-          <w:tcPr>
-            <w:tcW w:type="dxa" w:w="2160"/>
-          </w:tcPr>
-          <w:p>
-            <w:r>
-              <w:rPr>
-                <w:b/>
-              </w:rPr>
-              <w:t>Verification Status</w:t>
-            </w:r>
-          </w:p>
-        </w:tc>
-      </w:tr>
-      <w:tr>
-        <w:tc>
-          <w:tcPr>
-            <w:tcW w:type="dxa" w:w="2160"/>
-          </w:tcPr>
-          <w:p>
-            <w:r>
-              <w:t>Quality Assurance</w:t>
-            </w:r>
-          </w:p>
-        </w:tc>
-        <w:tc>
-          <w:tcPr>
-            <w:tcW w:type="dxa" w:w="2160"/>
-          </w:tcPr>
-          <w:p>
-            <w:r>
-              <w:t>Linda Park</w:t>
-            </w:r>
-          </w:p>
-        </w:tc>
-        <w:tc>
-          <w:tcPr>
-            <w:tcW w:type="dxa" w:w="2160"/>
-          </w:tcPr>
-          <w:p>
-            <w:r>
-              <w:t>5 business days</w:t>
-            </w:r>
-          </w:p>
-        </w:tc>
-        <w:tc>
-          <w:tcPr>
-            <w:tcW w:type="dxa" w:w="2160"/>
-          </w:tcPr>
-          <w:p>
-            <w:r>
-              <w:t>Verified</w:t>
-            </w:r>
-          </w:p>
-        </w:tc>
-      </w:tr>
-      <w:tr>
-        <w:tc>
-          <w:tcPr>
-            <w:tcW w:type="dxa" w:w="2160"/>
-          </w:tcPr>
-          <w:p>
-            <w:r>
-              <w:t>Incoming Material Inspection Gate 1</w:t>
-            </w:r>
-          </w:p>
-        </w:tc>
-        <w:tc>
-          <w:tcPr>
-            <w:tcW w:type="dxa" w:w="2160"/>
-          </w:tcPr>
-          <w:p>
-            <w:r>
-              <w:t>Linda Park</w:t>
-            </w:r>
-          </w:p>
-        </w:tc>
-        <w:tc>
-          <w:tcPr>
-            <w:tcW w:type="dxa" w:w="2160"/>
-          </w:tcPr>
-          <w:p>
-            <w:r>
-              <w:t>3 business days</w:t>
-            </w:r>
-          </w:p>
-        </w:tc>
-        <w:tc>
-          <w:tcPr>
-            <w:tcW w:type="dxa" w:w="2160"/>
-          </w:tcPr>
-          <w:p>
-            <w:r>
-              <w:t>Active</w:t>
-            </w:r>
-          </w:p>
-        </w:tc>
-      </w:tr>
-      <w:tr>
-        <w:tc>
-          <w:tcPr>
-            <w:tcW w:type="dxa" w:w="2160"/>
-          </w:tcPr>
-          <w:p>
-            <w:r>
-              <w:t>Incoming Material Inspection Gate 2</w:t>
-            </w:r>
-          </w:p>
-        </w:tc>
-        <w:tc>
-          <w:tcPr>
-            <w:tcW w:type="dxa" w:w="2160"/>
-          </w:tcPr>
-          <w:p>
-            <w:r>
-              <w:t>Linda Park</w:t>
-            </w:r>
-          </w:p>
-        </w:tc>
-        <w:tc>
-          <w:tcPr>
-            <w:tcW w:type="dxa" w:w="2160"/>
-          </w:tcPr>
-          <w:p>
-            <w:r>
-              <w:t>10 business days</w:t>
-            </w:r>
-          </w:p>
-        </w:tc>
-        <w:tc>
-          <w:tcPr>
-            <w:tcW w:type="dxa" w:w="2160"/>
-          </w:tcPr>
-          <w:p>
-            <w:r>
-              <w:t>Monitored</w:t>
-            </w:r>
-          </w:p>
-        </w:tc>
-      </w:tr>
-      <w:tr>
-        <w:tc>
-          <w:tcPr>
-            <w:tcW w:type="dxa" w:w="2160"/>
-          </w:tcPr>
-          <w:p>
-            <w:r>
-              <w:t>Sec-11</w:t>
-            </w:r>
-          </w:p>
-        </w:tc>
-        <w:tc>
-          <w:tcPr>
-            <w:tcW w:type="dxa" w:w="2160"/>
-          </w:tcPr>
-          <w:p>
-            <w:r>
-              <w:t>Linda Park</w:t>
-            </w:r>
-          </w:p>
-        </w:tc>
-        <w:tc>
-          <w:tcPr>
-            <w:tcW w:type="dxa" w:w="2160"/>
-          </w:tcPr>
-          <w:p>
-            <w:r>
-              <w:t>3 business days</w:t>
-            </w:r>
-          </w:p>
-        </w:tc>
-        <w:tc>
-          <w:tcPr>
-            <w:tcW w:type="dxa" w:w="2160"/>
-          </w:tcPr>
-          <w:p>
-            <w:r>
-              <w:t>Stage 11 Verified</w:t>
-            </w:r>
-          </w:p>
-        </w:tc>
-      </w:tr>
-    </w:tbl>
-    <w:p>
-      <w:r>
-        <w:drawing>
-          <wp:inline xmlns:a="http://schemas.openxmlformats.org/drawingml/2006/main" xmlns:pic="http://schemas.openxmlformats.org/drawingml/2006/picture">
-            <wp:extent cx="5303520" cy="1744579"/>
-            <wp:docPr id="6" name="Picture 6"/>
-            <wp:cNvGraphicFramePr>
-              <a:graphicFrameLocks noChangeAspect="1"/>
-            </wp:cNvGraphicFramePr>
-            <a:graphic>
-              <a:graphicData uri="http://schemas.openxmlformats.org/drawingml/2006/picture">
-                <pic:pic>
-                  <pic:nvPicPr>
-                    <pic:cNvPr id="0" name="image.png"/>
-                    <pic:cNvPicPr/>
-                  </pic:nvPicPr>
-                  <pic:blipFill>
-                    <a:blip r:embed="rId10"/>
-                    <a:stretch>
-                      <a:fillRect/>
-                    </a:stretch>
-                  </pic:blipFill>
-                  <pic:spPr>
-                    <a:xfrm>
-                      <a:off x="0" y="0"/>
-                      <a:ext cx="5303520" cy="1744579"/>
-                    </a:xfrm>
-                    <a:prstGeom prst="rect"/>
-                  </pic:spPr>
-                </pic:pic>
-              </a:graphicData>
-            </a:graphic>
-          </wp:inline>
-        </w:drawing>
-      </w:r>
-    </w:p>
-    <w:p>
-      <w:r>
-        <w:rPr>
-          <w:color w:val="808080"/>
-          <w:sz w:val="16"/>
-        </w:rPr>
-        <w:t>Page 11 of 12 | Manufacturing Knowledge Hub | Quality Assurance | SharePoint Online</w:t>
-      </w:r>
-    </w:p>
-    <w:p>
-      <w:r>
-        <w:br w:type="page"/>
-      </w:r>
-    </w:p>
-    <w:p>
-      <w:pPr>
-        <w:pStyle w:val="Heading1"/>
-      </w:pPr>
-      <w:r>
-        <w:t>Section 12: Appendix, Lineage &amp; Sign-off</w:t>
-      </w:r>
-    </w:p>
-    <w:p>
-      <w:r>
-        <w:t>Defines the sampling plan, acceptance criteria, and disposition process for raw materials received from approved suppliers. Section 12 (Appendix, Lineage &amp; Sign-off) applies to Quality Assurance within Manufacturing Knowledge Hub and is maintained by Linda Park. Records document lineage, governance metadata, version history, and owner sign-off.</w:t>
-      </w:r>
-    </w:p>
-    <w:p>
-      <w:r>
-        <w:t>Operational requirement 12.1: Supplier is notified within 24 hours of any lot rejection with supporting measurement data. Secondary control 12.2: Sampling follows an AQL 1.0 plan based on lot size per ANSI/ASQ Z1.4.</w:t>
-      </w:r>
-    </w:p>
-    <w:p>
-      <w:pPr>
-        <w:pStyle w:val="ListBullet"/>
-      </w:pPr>
-      <w:r>
-        <w:t>Supplier is notified within 24 hours of any lot rejection with supporting measurement data.</w:t>
-      </w:r>
-    </w:p>
-    <w:p>
-      <w:pPr>
-        <w:pStyle w:val="ListBullet"/>
-      </w:pPr>
-      <w:r>
-        <w:t>Sampling follows an AQL 1.0 plan based on lot size per ANSI/ASQ Z1.4.</w:t>
-      </w:r>
-    </w:p>
-    <w:p>
-      <w:pPr>
-        <w:pStyle w:val="ListBullet"/>
-      </w:pPr>
-      <w:r>
-        <w:t>Section 12 review cadence is tracked by Linda Park under Quality Assurance governance.</w:t>
-      </w:r>
-    </w:p>
-    <w:tbl>
-      <w:tblPr>
-        <w:tblStyle w:val="LightGrid-Accent1"/>
-        <w:tblW w:type="auto" w:w="0"/>
-        <w:tblLook w:firstColumn="1" w:firstRow="1" w:lastColumn="0" w:lastRow="0" w:noHBand="0" w:noVBand="1" w:val="04A0"/>
-      </w:tblPr>
-      <w:tblGrid>
-        <w:gridCol w:w="2160"/>
-        <w:gridCol w:w="2160"/>
-        <w:gridCol w:w="2160"/>
-        <w:gridCol w:w="2160"/>
-      </w:tblGrid>
-      <w:tr>
-        <w:tc>
-          <w:tcPr>
-            <w:tcW w:type="dxa" w:w="2160"/>
-          </w:tcPr>
-          <w:p>
-            <w:r>
-              <w:rPr>
-                <w:b/>
-              </w:rPr>
-              <w:t>Control Area</w:t>
-            </w:r>
-          </w:p>
-        </w:tc>
-        <w:tc>
-          <w:tcPr>
-            <w:tcW w:type="dxa" w:w="2160"/>
-          </w:tcPr>
-          <w:p>
-            <w:r>
-              <w:rPr>
-                <w:b/>
-              </w:rPr>
-              <w:t>Owner</w:t>
-            </w:r>
-          </w:p>
-        </w:tc>
-        <w:tc>
-          <w:tcPr>
-            <w:tcW w:type="dxa" w:w="2160"/>
-          </w:tcPr>
-          <w:p>
-            <w:r>
-              <w:rPr>
-                <w:b/>
-              </w:rPr>
-              <w:t>Target SLA</w:t>
-            </w:r>
-          </w:p>
-        </w:tc>
-        <w:tc>
-          <w:tcPr>
-            <w:tcW w:type="dxa" w:w="2160"/>
-          </w:tcPr>
-          <w:p>
-            <w:r>
-              <w:rPr>
-                <w:b/>
-              </w:rPr>
-              <w:t>Verification Status</w:t>
-            </w:r>
-          </w:p>
-        </w:tc>
-      </w:tr>
-      <w:tr>
-        <w:tc>
-          <w:tcPr>
-            <w:tcW w:type="dxa" w:w="2160"/>
-          </w:tcPr>
-          <w:p>
-            <w:r>
-              <w:t>Quality Assurance</w:t>
-            </w:r>
-          </w:p>
-        </w:tc>
-        <w:tc>
-          <w:tcPr>
-            <w:tcW w:type="dxa" w:w="2160"/>
-          </w:tcPr>
-          <w:p>
-            <w:r>
-              <w:t>Linda Park</w:t>
-            </w:r>
-          </w:p>
-        </w:tc>
-        <w:tc>
-          <w:tcPr>
-            <w:tcW w:type="dxa" w:w="2160"/>
-          </w:tcPr>
-          <w:p>
-            <w:r>
-              <w:t>5 business days</w:t>
-            </w:r>
-          </w:p>
-        </w:tc>
-        <w:tc>
-          <w:tcPr>
-            <w:tcW w:type="dxa" w:w="2160"/>
-          </w:tcPr>
-          <w:p>
-            <w:r>
-              <w:t>Verified</w:t>
-            </w:r>
-          </w:p>
-        </w:tc>
-      </w:tr>
-      <w:tr>
-        <w:tc>
-          <w:tcPr>
-            <w:tcW w:type="dxa" w:w="2160"/>
-          </w:tcPr>
-          <w:p>
-            <w:r>
-              <w:t>Incoming Material Inspection Gate 1</w:t>
-            </w:r>
-          </w:p>
-        </w:tc>
-        <w:tc>
-          <w:tcPr>
-            <w:tcW w:type="dxa" w:w="2160"/>
-          </w:tcPr>
-          <w:p>
-            <w:r>
-              <w:t>Linda Park</w:t>
-            </w:r>
-          </w:p>
-        </w:tc>
-        <w:tc>
-          <w:tcPr>
-            <w:tcW w:type="dxa" w:w="2160"/>
-          </w:tcPr>
-          <w:p>
-            <w:r>
-              <w:t>3 business days</w:t>
-            </w:r>
-          </w:p>
-        </w:tc>
-        <w:tc>
-          <w:tcPr>
-            <w:tcW w:type="dxa" w:w="2160"/>
-          </w:tcPr>
-          <w:p>
-            <w:r>
-              <w:t>Active</w:t>
-            </w:r>
-          </w:p>
-        </w:tc>
-      </w:tr>
-      <w:tr>
-        <w:tc>
-          <w:tcPr>
-            <w:tcW w:type="dxa" w:w="2160"/>
-          </w:tcPr>
-          <w:p>
-            <w:r>
-              <w:t>Incoming Material Inspection Gate 2</w:t>
-            </w:r>
-          </w:p>
-        </w:tc>
-        <w:tc>
-          <w:tcPr>
-            <w:tcW w:type="dxa" w:w="2160"/>
-          </w:tcPr>
-          <w:p>
-            <w:r>
-              <w:t>Linda Park</w:t>
-            </w:r>
-          </w:p>
-        </w:tc>
-        <w:tc>
-          <w:tcPr>
-            <w:tcW w:type="dxa" w:w="2160"/>
-          </w:tcPr>
-          <w:p>
-            <w:r>
-              <w:t>10 business days</w:t>
-            </w:r>
-          </w:p>
-        </w:tc>
-        <w:tc>
-          <w:tcPr>
-            <w:tcW w:type="dxa" w:w="2160"/>
-          </w:tcPr>
-          <w:p>
-            <w:r>
-              <w:t>Monitored</w:t>
-            </w:r>
-          </w:p>
-        </w:tc>
-      </w:tr>
-      <w:tr>
-        <w:tc>
-          <w:tcPr>
-            <w:tcW w:type="dxa" w:w="2160"/>
-          </w:tcPr>
-          <w:p>
-            <w:r>
-              <w:t>Sec-12</w:t>
-            </w:r>
-          </w:p>
-        </w:tc>
-        <w:tc>
-          <w:tcPr>
-            <w:tcW w:type="dxa" w:w="2160"/>
-          </w:tcPr>
-          <w:p>
-            <w:r>
-              <w:t>Linda Park</w:t>
-            </w:r>
-          </w:p>
-        </w:tc>
-        <w:tc>
-          <w:tcPr>
-            <w:tcW w:type="dxa" w:w="2160"/>
-          </w:tcPr>
-          <w:p>
-            <w:r>
-              <w:t>10 business days</w:t>
-            </w:r>
-          </w:p>
-        </w:tc>
-        <w:tc>
-          <w:tcPr>
-            <w:tcW w:type="dxa" w:w="2160"/>
-          </w:tcPr>
-          <w:p>
-            <w:r>
-              <w:t>Stage 12 Verified</w:t>
-            </w:r>
-          </w:p>
-        </w:tc>
-      </w:tr>
-    </w:tbl>
-    <w:p>
-      <w:r>
-        <w:rPr>
-          <w:color w:val="808080"/>
-          <w:sz w:val="16"/>
-        </w:rPr>
-        <w:t>Page 12 of 12 | Manufacturing Knowledge Hub | Quality Assurance | SharePoint Online</w:t>
+        <w:t>Page 5 of 5 | Manufacturing Knowledge Hub | Quality Assurance | SharePoint Online</w:t>
       </w:r>
     </w:p>
     <w:sectPr>
